--- a/Assessment-2/section-c/Section C.docx
+++ b/Assessment-2/section-c/Section C.docx
@@ -18,10 +18,7 @@
     </w:p>
     <w:p>
       <w:r>
-        <w:t>Q1).</w:t>
-      </w:r>
-      <w:r>
-        <w:t>Create three tables: restaurants (</w:t>
+        <w:t>Q1).Create three tables: restaurants (</w:t>
       </w:r>
       <w:proofErr w:type="spellStart"/>
       <w:r>
@@ -529,6 +526,10 @@
     </w:p>
     <w:p>
       <w:r>
+        <w:rPr>
+          <w:noProof/>
+          <w:lang w:eastAsia="en-IN" w:bidi="hi-IN"/>
+        </w:rPr>
         <w:drawing>
           <wp:inline distT="0" distB="0" distL="0" distR="0" wp14:anchorId="7EE2AD5D" wp14:editId="2E38B095">
             <wp:extent cx="1886213" cy="790685"/>
@@ -568,10 +569,7 @@
     </w:p>
     <w:p>
       <w:r>
-        <w:t>Q2).</w:t>
-      </w:r>
-      <w:r>
-        <w:t xml:space="preserve">Populate with at least 3 restaurants, 4 menu categories, and 15 order records distributed across restaurants. </w:t>
+        <w:t xml:space="preserve">Q2).Populate with at least 3 restaurants, 4 menu categories, and 15 order records distributed across restaurants. </w:t>
       </w:r>
     </w:p>
     <w:p>
@@ -638,6 +636,10 @@
     </w:p>
     <w:p>
       <w:r>
+        <w:rPr>
+          <w:noProof/>
+          <w:lang w:eastAsia="en-IN" w:bidi="hi-IN"/>
+        </w:rPr>
         <w:drawing>
           <wp:inline distT="0" distB="0" distL="0" distR="0" wp14:anchorId="2F3C9AD3" wp14:editId="17AA8BCF">
             <wp:extent cx="4496427" cy="847843"/>
@@ -808,6 +810,10 @@
     </w:p>
     <w:p>
       <w:r>
+        <w:rPr>
+          <w:noProof/>
+          <w:lang w:eastAsia="en-IN" w:bidi="hi-IN"/>
+        </w:rPr>
         <w:drawing>
           <wp:inline distT="0" distB="0" distL="0" distR="0" wp14:anchorId="5180076C" wp14:editId="7E3B1EBD">
             <wp:extent cx="3677163" cy="1562318"/>
@@ -1028,6 +1034,10 @@
     </w:p>
     <w:p>
       <w:r>
+        <w:rPr>
+          <w:noProof/>
+          <w:lang w:eastAsia="en-IN" w:bidi="hi-IN"/>
+        </w:rPr>
         <w:drawing>
           <wp:inline distT="0" distB="0" distL="0" distR="0" wp14:anchorId="49D52423" wp14:editId="5FAC3CA1">
             <wp:extent cx="5401429" cy="1476581"/>
@@ -1064,111 +1074,1399 @@
           </wp:inline>
         </w:drawing>
       </w:r>
+    </w:p>
+    <w:p>
+      <w:r>
+        <w:t xml:space="preserve">Q3).Create a VIEW named </w:t>
+      </w:r>
+      <w:proofErr w:type="spellStart"/>
+      <w:r>
+        <w:t>restaurant_sales_summary</w:t>
+      </w:r>
+      <w:proofErr w:type="spellEnd"/>
+      <w:r>
+        <w:t xml:space="preserve"> showing restaurant name, total number of orders, and total revenue grouped by restaurant.</w:t>
+      </w:r>
+    </w:p>
+    <w:p>
+      <w:proofErr w:type="gramStart"/>
+      <w:r>
+        <w:t>create  view</w:t>
+      </w:r>
+      <w:proofErr w:type="gramEnd"/>
+      <w:r>
+        <w:t xml:space="preserve"> </w:t>
+      </w:r>
+      <w:proofErr w:type="spellStart"/>
+      <w:r>
+        <w:t>restaurant_sales_summary</w:t>
+      </w:r>
+      <w:proofErr w:type="spellEnd"/>
+      <w:r>
+        <w:t xml:space="preserve"> as select </w:t>
+      </w:r>
+      <w:proofErr w:type="spellStart"/>
+      <w:r>
+        <w:t>restaurants.name,count</w:t>
+      </w:r>
+      <w:proofErr w:type="spellEnd"/>
+      <w:r>
+        <w:t>(</w:t>
+      </w:r>
+      <w:proofErr w:type="spellStart"/>
+      <w:r>
+        <w:t>o.order_id</w:t>
+      </w:r>
+      <w:proofErr w:type="spellEnd"/>
+      <w:r>
+        <w:t xml:space="preserve">) as </w:t>
+      </w:r>
+      <w:proofErr w:type="spellStart"/>
+      <w:r>
+        <w:t>total_no_of_orders</w:t>
+      </w:r>
+      <w:proofErr w:type="spellEnd"/>
+      <w:r>
+        <w:t>,</w:t>
+      </w:r>
+    </w:p>
+    <w:p>
+      <w:proofErr w:type="gramStart"/>
+      <w:r>
+        <w:t>sum(</w:t>
+      </w:r>
+      <w:proofErr w:type="spellStart"/>
+      <w:proofErr w:type="gramEnd"/>
+      <w:r>
+        <w:t>o.total_amount</w:t>
+      </w:r>
+      <w:proofErr w:type="spellEnd"/>
+      <w:r>
+        <w:t xml:space="preserve">) as </w:t>
+      </w:r>
+      <w:proofErr w:type="spellStart"/>
+      <w:r>
+        <w:t>total_revenue</w:t>
+      </w:r>
+      <w:proofErr w:type="spellEnd"/>
+      <w:r>
+        <w:t xml:space="preserve"> from restaurants left join orders o on </w:t>
+      </w:r>
+      <w:proofErr w:type="spellStart"/>
+      <w:r>
+        <w:t>restaurants.restaurant_id</w:t>
+      </w:r>
+      <w:proofErr w:type="spellEnd"/>
+      <w:r>
+        <w:t xml:space="preserve"> = </w:t>
+      </w:r>
+      <w:proofErr w:type="spellStart"/>
+      <w:r>
+        <w:t>o.restaurant_id</w:t>
+      </w:r>
+      <w:proofErr w:type="spellEnd"/>
+      <w:r>
+        <w:t xml:space="preserve"> group by restaurants.name</w:t>
+      </w:r>
+    </w:p>
+    <w:p>
+      <w:r>
+        <w:drawing>
+          <wp:inline distT="0" distB="0" distL="0" distR="0" wp14:anchorId="4C97F17D" wp14:editId="39EE2A39">
+            <wp:extent cx="2924583" cy="695422"/>
+            <wp:effectExtent l="0" t="0" r="9525" b="9525"/>
+            <wp:docPr id="5" name="Picture 5"/>
+            <wp:cNvGraphicFramePr>
+              <a:graphicFrameLocks xmlns:a="http://schemas.openxmlformats.org/drawingml/2006/main" noChangeAspect="1"/>
+            </wp:cNvGraphicFramePr>
+            <a:graphic xmlns:a="http://schemas.openxmlformats.org/drawingml/2006/main">
+              <a:graphicData uri="http://schemas.openxmlformats.org/drawingml/2006/picture">
+                <pic:pic xmlns:pic="http://schemas.openxmlformats.org/drawingml/2006/picture">
+                  <pic:nvPicPr>
+                    <pic:cNvPr id="1" name=""/>
+                    <pic:cNvPicPr/>
+                  </pic:nvPicPr>
+                  <pic:blipFill>
+                    <a:blip r:embed="rId8"/>
+                    <a:stretch>
+                      <a:fillRect/>
+                    </a:stretch>
+                  </pic:blipFill>
+                  <pic:spPr>
+                    <a:xfrm>
+                      <a:off x="0" y="0"/>
+                      <a:ext cx="2924583" cy="695422"/>
+                    </a:xfrm>
+                    <a:prstGeom prst="rect">
+                      <a:avLst/>
+                    </a:prstGeom>
+                  </pic:spPr>
+                </pic:pic>
+              </a:graphicData>
+            </a:graphic>
+          </wp:inline>
+        </w:drawing>
+      </w:r>
+    </w:p>
+    <w:p>
+      <w:r>
+        <w:t xml:space="preserve">Q4).Write a stored procedure named </w:t>
+      </w:r>
+      <w:proofErr w:type="spellStart"/>
+      <w:r>
+        <w:t>add_order</w:t>
+      </w:r>
+      <w:proofErr w:type="spellEnd"/>
+      <w:r>
+        <w:t xml:space="preserve"> that accepts </w:t>
+      </w:r>
+      <w:proofErr w:type="spellStart"/>
+      <w:r>
+        <w:t>customer_name</w:t>
+      </w:r>
+      <w:proofErr w:type="spellEnd"/>
+      <w:r>
+        <w:t xml:space="preserve">, </w:t>
+      </w:r>
+      <w:proofErr w:type="spellStart"/>
+      <w:r>
+        <w:t>restaurant_id</w:t>
+      </w:r>
+      <w:proofErr w:type="spellEnd"/>
+      <w:r>
+        <w:t xml:space="preserve">, </w:t>
+      </w:r>
+      <w:proofErr w:type="spellStart"/>
+      <w:r>
+        <w:t>item_id</w:t>
+      </w:r>
+      <w:proofErr w:type="spellEnd"/>
+      <w:r>
+        <w:t xml:space="preserve">, and quantity, calculates </w:t>
+      </w:r>
+      <w:proofErr w:type="spellStart"/>
+      <w:r>
+        <w:t>total_amount</w:t>
+      </w:r>
+      <w:proofErr w:type="spellEnd"/>
+      <w:r>
+        <w:t xml:space="preserve"> from the menu item price, validates the restaurant exists (ROLLBACK if not), and inserts the order record. </w:t>
+      </w:r>
+    </w:p>
+    <w:p>
+      <w:r>
+        <w:t>DELIMITER $$</w:t>
+      </w:r>
+    </w:p>
+    <w:p/>
+    <w:p>
+      <w:r>
+        <w:t xml:space="preserve">CREATE PROCEDURE </w:t>
+      </w:r>
+      <w:proofErr w:type="spellStart"/>
+      <w:r>
+        <w:t>add_</w:t>
+      </w:r>
+      <w:proofErr w:type="gramStart"/>
+      <w:r>
+        <w:t>order</w:t>
+      </w:r>
+      <w:proofErr w:type="spellEnd"/>
+      <w:r>
+        <w:t>(</w:t>
+      </w:r>
+      <w:proofErr w:type="gramEnd"/>
+    </w:p>
+    <w:p>
+      <w:r>
+        <w:t xml:space="preserve">    IN </w:t>
+      </w:r>
+      <w:proofErr w:type="spellStart"/>
+      <w:r>
+        <w:t>p_customer_name</w:t>
+      </w:r>
+      <w:proofErr w:type="spellEnd"/>
+      <w:r>
+        <w:t xml:space="preserve"> </w:t>
+      </w:r>
+      <w:proofErr w:type="gramStart"/>
+      <w:r>
+        <w:t>VARCHAR(</w:t>
+      </w:r>
+      <w:proofErr w:type="gramEnd"/>
+      <w:r>
+        <w:t>100),</w:t>
+      </w:r>
+    </w:p>
+    <w:p>
+      <w:r>
+        <w:lastRenderedPageBreak/>
+        <w:t xml:space="preserve">    IN </w:t>
+      </w:r>
+      <w:proofErr w:type="spellStart"/>
+      <w:r>
+        <w:t>p_restaurant_id</w:t>
+      </w:r>
+      <w:proofErr w:type="spellEnd"/>
+      <w:r>
+        <w:t xml:space="preserve"> INT,</w:t>
+      </w:r>
+    </w:p>
+    <w:p>
+      <w:r>
+        <w:t xml:space="preserve">    IN </w:t>
+      </w:r>
+      <w:proofErr w:type="spellStart"/>
+      <w:r>
+        <w:t>p_item_id</w:t>
+      </w:r>
+      <w:proofErr w:type="spellEnd"/>
+      <w:r>
+        <w:t xml:space="preserve"> INT,</w:t>
+      </w:r>
+    </w:p>
+    <w:p>
+      <w:r>
+        <w:t xml:space="preserve">    IN </w:t>
+      </w:r>
+      <w:proofErr w:type="spellStart"/>
+      <w:r>
+        <w:t>p_quantity</w:t>
+      </w:r>
+      <w:proofErr w:type="spellEnd"/>
+      <w:r>
+        <w:t xml:space="preserve"> INT</w:t>
+      </w:r>
+    </w:p>
+    <w:p>
+      <w:r>
+        <w:t>)</w:t>
+      </w:r>
+    </w:p>
+    <w:p>
+      <w:r>
+        <w:t>BEGIN</w:t>
+      </w:r>
+    </w:p>
+    <w:p>
+      <w:r>
+        <w:t xml:space="preserve">    DECLARE </w:t>
+      </w:r>
+      <w:proofErr w:type="spellStart"/>
+      <w:r>
+        <w:t>v_price</w:t>
+      </w:r>
+      <w:proofErr w:type="spellEnd"/>
+      <w:r>
+        <w:t xml:space="preserve"> </w:t>
+      </w:r>
+      <w:proofErr w:type="gramStart"/>
+      <w:r>
+        <w:t>DECIMAL(</w:t>
+      </w:r>
+      <w:proofErr w:type="gramEnd"/>
+      <w:r>
+        <w:t>10,2);</w:t>
+      </w:r>
+    </w:p>
+    <w:p>
+      <w:r>
+        <w:t xml:space="preserve">    DECLARE </w:t>
+      </w:r>
+      <w:proofErr w:type="spellStart"/>
+      <w:r>
+        <w:t>v_total</w:t>
+      </w:r>
+      <w:proofErr w:type="spellEnd"/>
+      <w:r>
+        <w:t xml:space="preserve"> </w:t>
+      </w:r>
+      <w:proofErr w:type="gramStart"/>
+      <w:r>
+        <w:t>DECIMAL(</w:t>
+      </w:r>
+      <w:proofErr w:type="gramEnd"/>
+      <w:r>
+        <w:t>10,2);</w:t>
+      </w:r>
+    </w:p>
+    <w:p>
+      <w:r>
+        <w:t xml:space="preserve">    DECLARE </w:t>
+      </w:r>
+      <w:proofErr w:type="spellStart"/>
+      <w:r>
+        <w:t>v_restaurant_count</w:t>
+      </w:r>
+      <w:proofErr w:type="spellEnd"/>
+      <w:r>
+        <w:t xml:space="preserve"> INT;</w:t>
+      </w:r>
+    </w:p>
+    <w:p/>
+    <w:p>
+      <w:r>
+        <w:t xml:space="preserve">    START TRANSACTION;</w:t>
+      </w:r>
+    </w:p>
+    <w:p/>
+    <w:p>
+      <w:r>
+        <w:t xml:space="preserve">    -- Check whether restaurant exists</w:t>
+      </w:r>
+    </w:p>
+    <w:p>
+      <w:r>
+        <w:t xml:space="preserve">    SELECT </w:t>
+      </w:r>
+      <w:proofErr w:type="gramStart"/>
+      <w:r>
+        <w:t>COUNT(</w:t>
+      </w:r>
+      <w:proofErr w:type="gramEnd"/>
+      <w:r>
+        <w:t>*)</w:t>
+      </w:r>
+    </w:p>
+    <w:p>
+      <w:r>
+        <w:t xml:space="preserve">    INTO </w:t>
+      </w:r>
+      <w:proofErr w:type="spellStart"/>
+      <w:r>
+        <w:t>v_restaurant_count</w:t>
+      </w:r>
+      <w:proofErr w:type="spellEnd"/>
+    </w:p>
+    <w:p>
+      <w:r>
+        <w:t xml:space="preserve">    FROM restaurants</w:t>
+      </w:r>
+    </w:p>
+    <w:p>
+      <w:r>
+        <w:t xml:space="preserve">    WHERE </w:t>
+      </w:r>
+      <w:proofErr w:type="spellStart"/>
+      <w:r>
+        <w:t>restaurant_id</w:t>
+      </w:r>
+      <w:proofErr w:type="spellEnd"/>
+      <w:r>
+        <w:t xml:space="preserve"> = </w:t>
+      </w:r>
+      <w:proofErr w:type="spellStart"/>
+      <w:r>
+        <w:t>p_restaurant_id</w:t>
+      </w:r>
+      <w:proofErr w:type="spellEnd"/>
+      <w:r>
+        <w:t>;</w:t>
+      </w:r>
+    </w:p>
+    <w:p/>
+    <w:p>
+      <w:r>
+        <w:t xml:space="preserve">    IF </w:t>
+      </w:r>
+      <w:proofErr w:type="spellStart"/>
+      <w:r>
+        <w:t>v_restaurant_count</w:t>
+      </w:r>
+      <w:proofErr w:type="spellEnd"/>
+      <w:r>
+        <w:t xml:space="preserve"> = 0 THEN</w:t>
+      </w:r>
+    </w:p>
+    <w:p/>
+    <w:p>
+      <w:r>
+        <w:t xml:space="preserve">        ROLLBACK;</w:t>
+      </w:r>
+    </w:p>
+    <w:p/>
+    <w:p>
+      <w:r>
+        <w:t xml:space="preserve">        SELECT 'Restaurant does not exist. Transaction rolled back.'</w:t>
+      </w:r>
+    </w:p>
+    <w:p>
+      <w:r>
+        <w:t xml:space="preserve">        AS message;</w:t>
+      </w:r>
+    </w:p>
+    <w:p/>
+    <w:p>
+      <w:r>
+        <w:t xml:space="preserve">    ELSE</w:t>
+      </w:r>
+    </w:p>
+    <w:p/>
+    <w:p>
+      <w:r>
+        <w:t xml:space="preserve">        -- Get menu item price</w:t>
+      </w:r>
+    </w:p>
+    <w:p>
+      <w:r>
+        <w:t xml:space="preserve">        SELECT price</w:t>
+      </w:r>
+    </w:p>
+    <w:p>
+      <w:r>
+        <w:t xml:space="preserve">        INTO </w:t>
+      </w:r>
+      <w:proofErr w:type="spellStart"/>
+      <w:r>
+        <w:t>v_price</w:t>
+      </w:r>
+      <w:proofErr w:type="spellEnd"/>
+    </w:p>
+    <w:p>
+      <w:r>
+        <w:t xml:space="preserve">        FROM </w:t>
+      </w:r>
+      <w:proofErr w:type="spellStart"/>
+      <w:r>
+        <w:t>menu_items</w:t>
+      </w:r>
+      <w:proofErr w:type="spellEnd"/>
+    </w:p>
+    <w:p>
+      <w:r>
+        <w:t xml:space="preserve">        WHERE </w:t>
+      </w:r>
+      <w:proofErr w:type="spellStart"/>
+      <w:r>
+        <w:t>item_id</w:t>
+      </w:r>
+      <w:proofErr w:type="spellEnd"/>
+      <w:r>
+        <w:t xml:space="preserve"> = </w:t>
+      </w:r>
+      <w:proofErr w:type="spellStart"/>
+      <w:r>
+        <w:t>p_item_id</w:t>
+      </w:r>
+      <w:proofErr w:type="spellEnd"/>
+    </w:p>
+    <w:p>
+      <w:r>
+        <w:lastRenderedPageBreak/>
+        <w:t xml:space="preserve">          AND </w:t>
+      </w:r>
+      <w:proofErr w:type="spellStart"/>
+      <w:r>
+        <w:t>restaurant_id</w:t>
+      </w:r>
+      <w:proofErr w:type="spellEnd"/>
+      <w:r>
+        <w:t xml:space="preserve"> = </w:t>
+      </w:r>
+      <w:proofErr w:type="spellStart"/>
+      <w:r>
+        <w:t>p_restaurant_id</w:t>
+      </w:r>
+      <w:proofErr w:type="spellEnd"/>
+      <w:r>
+        <w:t>;</w:t>
+      </w:r>
+    </w:p>
+    <w:p/>
+    <w:p>
+      <w:r>
+        <w:t xml:space="preserve">        -- Calculate total amount</w:t>
+      </w:r>
+    </w:p>
+    <w:p>
+      <w:r>
+        <w:t xml:space="preserve">        SET </w:t>
+      </w:r>
+      <w:proofErr w:type="spellStart"/>
+      <w:r>
+        <w:t>v_total</w:t>
+      </w:r>
+      <w:proofErr w:type="spellEnd"/>
+      <w:r>
+        <w:t xml:space="preserve"> = </w:t>
+      </w:r>
+      <w:proofErr w:type="spellStart"/>
+      <w:r>
+        <w:t>v_price</w:t>
+      </w:r>
+      <w:proofErr w:type="spellEnd"/>
+      <w:r>
+        <w:t xml:space="preserve"> * </w:t>
+      </w:r>
+      <w:proofErr w:type="spellStart"/>
+      <w:r>
+        <w:t>p_quantity</w:t>
+      </w:r>
+      <w:proofErr w:type="spellEnd"/>
+      <w:r>
+        <w:t>;</w:t>
+      </w:r>
+    </w:p>
+    <w:p/>
+    <w:p>
+      <w:r>
+        <w:t xml:space="preserve">        -- Insert order</w:t>
+      </w:r>
+    </w:p>
+    <w:p>
+      <w:r>
+        <w:t xml:space="preserve">        INSERT INTO orders</w:t>
+      </w:r>
+    </w:p>
+    <w:p>
+      <w:r>
+        <w:t xml:space="preserve">        (</w:t>
+      </w:r>
+    </w:p>
+    <w:p>
+      <w:r>
+        <w:t xml:space="preserve">            </w:t>
+      </w:r>
+      <w:proofErr w:type="spellStart"/>
+      <w:r>
+        <w:t>customer_name</w:t>
+      </w:r>
+      <w:proofErr w:type="spellEnd"/>
+      <w:r>
+        <w:t>,</w:t>
+      </w:r>
+    </w:p>
+    <w:p>
+      <w:r>
+        <w:t xml:space="preserve">            </w:t>
+      </w:r>
+      <w:proofErr w:type="spellStart"/>
+      <w:r>
+        <w:t>restaurant_id</w:t>
+      </w:r>
+      <w:proofErr w:type="spellEnd"/>
+      <w:r>
+        <w:t>,</w:t>
+      </w:r>
+    </w:p>
+    <w:p>
+      <w:r>
+        <w:t xml:space="preserve">            </w:t>
+      </w:r>
+      <w:proofErr w:type="spellStart"/>
+      <w:r>
+        <w:t>item_id</w:t>
+      </w:r>
+      <w:proofErr w:type="spellEnd"/>
+      <w:r>
+        <w:t>,</w:t>
+      </w:r>
+    </w:p>
+    <w:p>
+      <w:r>
+        <w:t xml:space="preserve">            </w:t>
+      </w:r>
+      <w:proofErr w:type="gramStart"/>
+      <w:r>
+        <w:t>quantity</w:t>
+      </w:r>
+      <w:proofErr w:type="gramEnd"/>
+      <w:r>
+        <w:t>,</w:t>
+      </w:r>
+    </w:p>
+    <w:p>
+      <w:r>
+        <w:t xml:space="preserve">            </w:t>
+      </w:r>
+      <w:proofErr w:type="spellStart"/>
+      <w:r>
+        <w:t>total_amount</w:t>
+      </w:r>
+      <w:proofErr w:type="spellEnd"/>
+    </w:p>
+    <w:p>
+      <w:r>
+        <w:t xml:space="preserve">        )</w:t>
+      </w:r>
+    </w:p>
+    <w:p>
+      <w:r>
+        <w:t xml:space="preserve">        VALUES</w:t>
+      </w:r>
+    </w:p>
+    <w:p>
+      <w:r>
+        <w:t xml:space="preserve">        (</w:t>
+      </w:r>
+    </w:p>
+    <w:p>
+      <w:r>
+        <w:t xml:space="preserve">            </w:t>
+      </w:r>
+      <w:proofErr w:type="spellStart"/>
+      <w:r>
+        <w:t>p_customer_name</w:t>
+      </w:r>
+      <w:proofErr w:type="spellEnd"/>
+      <w:r>
+        <w:t>,</w:t>
+      </w:r>
+    </w:p>
+    <w:p>
+      <w:r>
+        <w:t xml:space="preserve">            </w:t>
+      </w:r>
+      <w:proofErr w:type="spellStart"/>
+      <w:r>
+        <w:t>p_restaurant_id</w:t>
+      </w:r>
+      <w:proofErr w:type="spellEnd"/>
+      <w:r>
+        <w:t>,</w:t>
+      </w:r>
+    </w:p>
+    <w:p>
+      <w:r>
+        <w:t xml:space="preserve">            </w:t>
+      </w:r>
+      <w:proofErr w:type="spellStart"/>
+      <w:r>
+        <w:t>p_item_id</w:t>
+      </w:r>
+      <w:proofErr w:type="spellEnd"/>
+      <w:r>
+        <w:t>,</w:t>
+      </w:r>
+    </w:p>
+    <w:p>
+      <w:r>
+        <w:t xml:space="preserve">            </w:t>
+      </w:r>
+      <w:proofErr w:type="spellStart"/>
+      <w:r>
+        <w:t>p_quantity</w:t>
+      </w:r>
+      <w:proofErr w:type="spellEnd"/>
+      <w:r>
+        <w:t>,</w:t>
+      </w:r>
+    </w:p>
+    <w:p>
+      <w:r>
+        <w:t xml:space="preserve">            </w:t>
+      </w:r>
+      <w:proofErr w:type="spellStart"/>
+      <w:r>
+        <w:t>v_total</w:t>
+      </w:r>
+      <w:proofErr w:type="spellEnd"/>
+    </w:p>
+    <w:p>
+      <w:r>
+        <w:t xml:space="preserve">        );</w:t>
+      </w:r>
+    </w:p>
+    <w:p/>
+    <w:p>
+      <w:r>
+        <w:t xml:space="preserve">        COMMIT;</w:t>
+      </w:r>
+    </w:p>
+    <w:p/>
+    <w:p>
+      <w:r>
+        <w:t xml:space="preserve">        SELECT 'Order added successfully.'</w:t>
+      </w:r>
+    </w:p>
+    <w:p>
+      <w:r>
+        <w:t xml:space="preserve">        AS message;</w:t>
+      </w:r>
+    </w:p>
+    <w:p/>
+    <w:p>
+      <w:r>
+        <w:t xml:space="preserve">    END IF;</w:t>
+      </w:r>
+    </w:p>
+    <w:p/>
+    <w:p>
+      <w:r>
+        <w:t>END $$</w:t>
+      </w:r>
+    </w:p>
+    <w:p/>
+    <w:p>
+      <w:proofErr w:type="gramStart"/>
+      <w:r>
+        <w:t>DELIMITER ;</w:t>
+      </w:r>
+      <w:proofErr w:type="gramEnd"/>
+    </w:p>
+    <w:p>
+      <w:r>
+        <w:t xml:space="preserve">CALL </w:t>
+      </w:r>
+      <w:proofErr w:type="spellStart"/>
+      <w:r>
+        <w:t>add_</w:t>
+      </w:r>
+      <w:proofErr w:type="gramStart"/>
+      <w:r>
+        <w:t>order</w:t>
+      </w:r>
+      <w:proofErr w:type="spellEnd"/>
+      <w:r>
+        <w:t>(</w:t>
+      </w:r>
+      <w:proofErr w:type="gramEnd"/>
+      <w:r>
+        <w:t>'</w:t>
+      </w:r>
+      <w:proofErr w:type="spellStart"/>
+      <w:r>
+        <w:t>Vivek</w:t>
+      </w:r>
+      <w:proofErr w:type="spellEnd"/>
+      <w:r>
+        <w:t>', 1, 1, 3);</w:t>
+      </w:r>
+    </w:p>
+    <w:p>
+      <w:r>
+        <w:drawing>
+          <wp:inline distT="0" distB="0" distL="0" distR="0" wp14:anchorId="64FC19AA" wp14:editId="6F75AB42">
+            <wp:extent cx="1876687" cy="523948"/>
+            <wp:effectExtent l="0" t="0" r="9525" b="9525"/>
+            <wp:docPr id="6" name="Picture 6"/>
+            <wp:cNvGraphicFramePr>
+              <a:graphicFrameLocks xmlns:a="http://schemas.openxmlformats.org/drawingml/2006/main" noChangeAspect="1"/>
+            </wp:cNvGraphicFramePr>
+            <a:graphic xmlns:a="http://schemas.openxmlformats.org/drawingml/2006/main">
+              <a:graphicData uri="http://schemas.openxmlformats.org/drawingml/2006/picture">
+                <pic:pic xmlns:pic="http://schemas.openxmlformats.org/drawingml/2006/picture">
+                  <pic:nvPicPr>
+                    <pic:cNvPr id="1" name=""/>
+                    <pic:cNvPicPr/>
+                  </pic:nvPicPr>
+                  <pic:blipFill>
+                    <a:blip r:embed="rId9"/>
+                    <a:stretch>
+                      <a:fillRect/>
+                    </a:stretch>
+                  </pic:blipFill>
+                  <pic:spPr>
+                    <a:xfrm>
+                      <a:off x="0" y="0"/>
+                      <a:ext cx="1876687" cy="523948"/>
+                    </a:xfrm>
+                    <a:prstGeom prst="rect">
+                      <a:avLst/>
+                    </a:prstGeom>
+                  </pic:spPr>
+                </pic:pic>
+              </a:graphicData>
+            </a:graphic>
+          </wp:inline>
+        </w:drawing>
+      </w:r>
+    </w:p>
+    <w:p>
+      <w:r>
+        <w:t>SELECT *</w:t>
+      </w:r>
+    </w:p>
+    <w:p>
+      <w:r>
+        <w:t>FROM orders</w:t>
+      </w:r>
+    </w:p>
+    <w:p>
+      <w:r>
+        <w:t xml:space="preserve">ORDER BY </w:t>
+      </w:r>
+      <w:proofErr w:type="spellStart"/>
+      <w:r>
+        <w:t>order_id</w:t>
+      </w:r>
+      <w:proofErr w:type="spellEnd"/>
+      <w:r>
+        <w:t xml:space="preserve"> DESC</w:t>
+      </w:r>
+    </w:p>
+    <w:p>
+      <w:r>
+        <w:t>LIMIT 1;</w:t>
+      </w:r>
+    </w:p>
+    <w:p>
+      <w:r>
+        <w:drawing>
+          <wp:inline distT="0" distB="0" distL="0" distR="0" wp14:anchorId="0B4A5A99" wp14:editId="5680CE74">
+            <wp:extent cx="5487166" cy="523948"/>
+            <wp:effectExtent l="0" t="0" r="0" b="9525"/>
+            <wp:docPr id="7" name="Picture 7"/>
+            <wp:cNvGraphicFramePr>
+              <a:graphicFrameLocks xmlns:a="http://schemas.openxmlformats.org/drawingml/2006/main" noChangeAspect="1"/>
+            </wp:cNvGraphicFramePr>
+            <a:graphic xmlns:a="http://schemas.openxmlformats.org/drawingml/2006/main">
+              <a:graphicData uri="http://schemas.openxmlformats.org/drawingml/2006/picture">
+                <pic:pic xmlns:pic="http://schemas.openxmlformats.org/drawingml/2006/picture">
+                  <pic:nvPicPr>
+                    <pic:cNvPr id="1" name=""/>
+                    <pic:cNvPicPr/>
+                  </pic:nvPicPr>
+                  <pic:blipFill>
+                    <a:blip r:embed="rId10"/>
+                    <a:stretch>
+                      <a:fillRect/>
+                    </a:stretch>
+                  </pic:blipFill>
+                  <pic:spPr>
+                    <a:xfrm>
+                      <a:off x="0" y="0"/>
+                      <a:ext cx="5487166" cy="523948"/>
+                    </a:xfrm>
+                    <a:prstGeom prst="rect">
+                      <a:avLst/>
+                    </a:prstGeom>
+                  </pic:spPr>
+                </pic:pic>
+              </a:graphicData>
+            </a:graphic>
+          </wp:inline>
+        </w:drawing>
+      </w:r>
+    </w:p>
+    <w:p>
+      <w:r>
+        <w:t>Q5).</w:t>
+      </w:r>
+      <w:r>
+        <w:t xml:space="preserve"> </w:t>
+      </w:r>
+      <w:r>
+        <w:t xml:space="preserve">Write a TRIGGER named </w:t>
+      </w:r>
+      <w:proofErr w:type="spellStart"/>
+      <w:r>
+        <w:t>after_order_insert</w:t>
+      </w:r>
+      <w:proofErr w:type="spellEnd"/>
+      <w:r>
+        <w:t xml:space="preserve"> that logs a record into an </w:t>
+      </w:r>
+      <w:proofErr w:type="spellStart"/>
+      <w:r>
+        <w:t>order_audit</w:t>
+      </w:r>
+      <w:proofErr w:type="spellEnd"/>
+      <w:r>
+        <w:t xml:space="preserve"> table (</w:t>
+      </w:r>
+      <w:proofErr w:type="spellStart"/>
+      <w:r>
+        <w:t>order_id</w:t>
+      </w:r>
+      <w:proofErr w:type="spellEnd"/>
+      <w:r>
+        <w:t xml:space="preserve">, </w:t>
+      </w:r>
+      <w:proofErr w:type="spellStart"/>
+      <w:r>
+        <w:t>restaurant_id</w:t>
+      </w:r>
+      <w:proofErr w:type="spellEnd"/>
+      <w:r>
+        <w:t xml:space="preserve">, action='INSERT', </w:t>
+      </w:r>
+      <w:proofErr w:type="spellStart"/>
+      <w:r>
+        <w:t>log_time</w:t>
+      </w:r>
+      <w:proofErr w:type="spellEnd"/>
+      <w:r>
+        <w:t>=</w:t>
+      </w:r>
+      <w:proofErr w:type="gramStart"/>
+      <w:r>
+        <w:t>NOW(</w:t>
+      </w:r>
+      <w:proofErr w:type="gramEnd"/>
+      <w:r>
+        <w:t>)) immediately after every new order is created.</w:t>
+      </w:r>
+    </w:p>
+    <w:p>
+      <w:r>
+        <w:t xml:space="preserve"> </w:t>
+      </w:r>
+      <w:r>
+        <w:t xml:space="preserve">CREATE TABLE </w:t>
+      </w:r>
+      <w:proofErr w:type="spellStart"/>
+      <w:r>
+        <w:t>order_audit</w:t>
+      </w:r>
+      <w:proofErr w:type="spellEnd"/>
+      <w:r>
+        <w:t xml:space="preserve"> (</w:t>
+      </w:r>
+    </w:p>
+    <w:p>
+      <w:r>
+        <w:t xml:space="preserve">    </w:t>
+      </w:r>
+      <w:proofErr w:type="spellStart"/>
+      <w:proofErr w:type="gramStart"/>
+      <w:r>
+        <w:t>audit_id</w:t>
+      </w:r>
+      <w:proofErr w:type="spellEnd"/>
+      <w:proofErr w:type="gramEnd"/>
+      <w:r>
+        <w:t xml:space="preserve"> INT PRIMARY KEY AUTO_INCREMENT,</w:t>
+      </w:r>
+    </w:p>
+    <w:p>
+      <w:r>
+        <w:t xml:space="preserve">    </w:t>
+      </w:r>
+      <w:proofErr w:type="spellStart"/>
+      <w:proofErr w:type="gramStart"/>
+      <w:r>
+        <w:t>order_id</w:t>
+      </w:r>
+      <w:proofErr w:type="spellEnd"/>
+      <w:proofErr w:type="gramEnd"/>
+      <w:r>
+        <w:t xml:space="preserve"> INT NOT NULL,</w:t>
+      </w:r>
+    </w:p>
+    <w:p>
+      <w:r>
+        <w:t xml:space="preserve">    </w:t>
+      </w:r>
+      <w:proofErr w:type="spellStart"/>
+      <w:proofErr w:type="gramStart"/>
+      <w:r>
+        <w:t>restaurant_id</w:t>
+      </w:r>
+      <w:proofErr w:type="spellEnd"/>
+      <w:proofErr w:type="gramEnd"/>
+      <w:r>
+        <w:t xml:space="preserve"> INT NOT NULL,</w:t>
+      </w:r>
+    </w:p>
+    <w:p>
+      <w:r>
+        <w:t xml:space="preserve">    </w:t>
+      </w:r>
+      <w:proofErr w:type="gramStart"/>
+      <w:r>
+        <w:t>action</w:t>
+      </w:r>
+      <w:proofErr w:type="gramEnd"/>
+      <w:r>
+        <w:t xml:space="preserve"> VARCHAR(20) NOT NULL,</w:t>
+      </w:r>
+    </w:p>
+    <w:p>
+      <w:r>
+        <w:t xml:space="preserve">    </w:t>
+      </w:r>
+      <w:proofErr w:type="spellStart"/>
+      <w:proofErr w:type="gramStart"/>
+      <w:r>
+        <w:t>log_time</w:t>
+      </w:r>
+      <w:proofErr w:type="spellEnd"/>
+      <w:proofErr w:type="gramEnd"/>
+      <w:r>
+        <w:t xml:space="preserve"> TIMESTAMP DEFAULT CURRENT_TIMESTAMP</w:t>
+      </w:r>
+    </w:p>
+    <w:p>
+      <w:r>
+        <w:t>);</w:t>
+      </w:r>
+    </w:p>
+    <w:p>
+      <w:r>
+        <w:drawing>
+          <wp:inline distT="0" distB="0" distL="0" distR="0" wp14:anchorId="06DDEF1F" wp14:editId="1B6A38DB">
+            <wp:extent cx="1571844" cy="895475"/>
+            <wp:effectExtent l="0" t="0" r="9525" b="0"/>
+            <wp:docPr id="8" name="Picture 8"/>
+            <wp:cNvGraphicFramePr>
+              <a:graphicFrameLocks xmlns:a="http://schemas.openxmlformats.org/drawingml/2006/main" noChangeAspect="1"/>
+            </wp:cNvGraphicFramePr>
+            <a:graphic xmlns:a="http://schemas.openxmlformats.org/drawingml/2006/main">
+              <a:graphicData uri="http://schemas.openxmlformats.org/drawingml/2006/picture">
+                <pic:pic xmlns:pic="http://schemas.openxmlformats.org/drawingml/2006/picture">
+                  <pic:nvPicPr>
+                    <pic:cNvPr id="1" name=""/>
+                    <pic:cNvPicPr/>
+                  </pic:nvPicPr>
+                  <pic:blipFill>
+                    <a:blip r:embed="rId11"/>
+                    <a:stretch>
+                      <a:fillRect/>
+                    </a:stretch>
+                  </pic:blipFill>
+                  <pic:spPr>
+                    <a:xfrm>
+                      <a:off x="0" y="0"/>
+                      <a:ext cx="1571844" cy="895475"/>
+                    </a:xfrm>
+                    <a:prstGeom prst="rect">
+                      <a:avLst/>
+                    </a:prstGeom>
+                  </pic:spPr>
+                </pic:pic>
+              </a:graphicData>
+            </a:graphic>
+          </wp:inline>
+        </w:drawing>
+      </w:r>
+    </w:p>
+    <w:p>
+      <w:r>
+        <w:t>DELIMITER $$</w:t>
+      </w:r>
+    </w:p>
+    <w:p/>
+    <w:p>
+      <w:r>
+        <w:t xml:space="preserve">CREATE TRIGGER </w:t>
+      </w:r>
+      <w:proofErr w:type="spellStart"/>
+      <w:r>
+        <w:t>after_order_insert</w:t>
+      </w:r>
+      <w:proofErr w:type="spellEnd"/>
+    </w:p>
+    <w:p>
+      <w:r>
+        <w:t>AFTER INSERT ON orders</w:t>
+      </w:r>
+    </w:p>
+    <w:p>
+      <w:r>
+        <w:t>FOR EACH ROW</w:t>
+      </w:r>
+    </w:p>
+    <w:p>
+      <w:r>
+        <w:t>BEGIN</w:t>
+      </w:r>
+    </w:p>
+    <w:p>
+      <w:r>
+        <w:t xml:space="preserve">    INSERT INTO </w:t>
+      </w:r>
+      <w:proofErr w:type="spellStart"/>
+      <w:r>
+        <w:t>order_audit</w:t>
+      </w:r>
+      <w:proofErr w:type="spellEnd"/>
+    </w:p>
+    <w:p>
+      <w:r>
+        <w:lastRenderedPageBreak/>
+        <w:t xml:space="preserve">    (</w:t>
+      </w:r>
+    </w:p>
+    <w:p>
+      <w:r>
+        <w:t xml:space="preserve">        </w:t>
+      </w:r>
+      <w:proofErr w:type="spellStart"/>
+      <w:r>
+        <w:t>order_id</w:t>
+      </w:r>
+      <w:proofErr w:type="spellEnd"/>
+      <w:r>
+        <w:t>,</w:t>
+      </w:r>
+    </w:p>
+    <w:p>
+      <w:r>
+        <w:t xml:space="preserve">        </w:t>
+      </w:r>
+      <w:proofErr w:type="spellStart"/>
+      <w:r>
+        <w:t>restaurant_id</w:t>
+      </w:r>
+      <w:proofErr w:type="spellEnd"/>
+      <w:r>
+        <w:t>,</w:t>
+      </w:r>
+    </w:p>
+    <w:p>
+      <w:r>
+        <w:t xml:space="preserve">        </w:t>
+      </w:r>
+      <w:proofErr w:type="gramStart"/>
+      <w:r>
+        <w:t>action</w:t>
+      </w:r>
+      <w:proofErr w:type="gramEnd"/>
+      <w:r>
+        <w:t>,</w:t>
+      </w:r>
+    </w:p>
+    <w:p>
+      <w:r>
+        <w:t xml:space="preserve">        </w:t>
+      </w:r>
+      <w:proofErr w:type="spellStart"/>
+      <w:r>
+        <w:t>log_time</w:t>
+      </w:r>
+      <w:proofErr w:type="spellEnd"/>
+    </w:p>
+    <w:p>
+      <w:r>
+        <w:t xml:space="preserve">    )</w:t>
+      </w:r>
+    </w:p>
+    <w:p>
+      <w:r>
+        <w:t xml:space="preserve">    VALUES</w:t>
+      </w:r>
+    </w:p>
+    <w:p>
+      <w:r>
+        <w:t xml:space="preserve">    (</w:t>
+      </w:r>
+    </w:p>
+    <w:p>
+      <w:r>
+        <w:t xml:space="preserve">        </w:t>
+      </w:r>
+      <w:proofErr w:type="spellStart"/>
+      <w:r>
+        <w:t>NEW.order_id</w:t>
+      </w:r>
+      <w:proofErr w:type="spellEnd"/>
+      <w:r>
+        <w:t>,</w:t>
+      </w:r>
+    </w:p>
+    <w:p>
+      <w:r>
+        <w:t xml:space="preserve">        </w:t>
+      </w:r>
+      <w:proofErr w:type="spellStart"/>
+      <w:r>
+        <w:t>NEW.restaurant_id</w:t>
+      </w:r>
+      <w:proofErr w:type="spellEnd"/>
+      <w:r>
+        <w:t>,</w:t>
+      </w:r>
+    </w:p>
+    <w:p>
+      <w:r>
+        <w:t xml:space="preserve">        'INSERT',</w:t>
+      </w:r>
+    </w:p>
+    <w:p>
+      <w:r>
+        <w:t xml:space="preserve">        </w:t>
+      </w:r>
+      <w:proofErr w:type="gramStart"/>
+      <w:r>
+        <w:t>NOW()</w:t>
+      </w:r>
+      <w:proofErr w:type="gramEnd"/>
+    </w:p>
+    <w:p>
+      <w:r>
+        <w:t xml:space="preserve">    );</w:t>
+      </w:r>
+    </w:p>
+    <w:p>
+      <w:r>
+        <w:t>END $$</w:t>
+      </w:r>
+    </w:p>
+    <w:p/>
+    <w:p>
+      <w:proofErr w:type="gramStart"/>
+      <w:r>
+        <w:t>DELIMITER ;</w:t>
+      </w:r>
+      <w:proofErr w:type="gramEnd"/>
+    </w:p>
+    <w:p/>
+    <w:p>
+      <w:r>
+        <w:t xml:space="preserve">CALL </w:t>
+      </w:r>
+      <w:proofErr w:type="spellStart"/>
+      <w:r>
+        <w:t>add_</w:t>
+      </w:r>
+      <w:proofErr w:type="gramStart"/>
+      <w:r>
+        <w:t>order</w:t>
+      </w:r>
+      <w:proofErr w:type="spellEnd"/>
+      <w:r>
+        <w:t>(</w:t>
+      </w:r>
+      <w:proofErr w:type="gramEnd"/>
+      <w:r>
+        <w:t>'</w:t>
+      </w:r>
+      <w:proofErr w:type="spellStart"/>
+      <w:r>
+        <w:t>Vivek</w:t>
+      </w:r>
+      <w:proofErr w:type="spellEnd"/>
+      <w:r>
+        <w:t>', 1, 1, 2);</w:t>
+      </w:r>
+    </w:p>
+    <w:p>
+      <w:pPr>
+        <w:rPr>
+          <w:noProof/>
+          <w:lang w:eastAsia="en-IN" w:bidi="hi-IN"/>
+        </w:rPr>
+      </w:pPr>
       <w:bookmarkStart w:id="0" w:name="_GoBack"/>
       <w:bookmarkEnd w:id="0"/>
-    </w:p>
-    <w:p>
-      <w:r>
-        <w:t>Q3).</w:t>
-      </w:r>
-      <w:r>
-        <w:t xml:space="preserve">Create a VIEW named </w:t>
-      </w:r>
-      <w:proofErr w:type="spellStart"/>
-      <w:r>
-        <w:t>restaurant_sales_summary</w:t>
-      </w:r>
-      <w:proofErr w:type="spellEnd"/>
-      <w:r>
-        <w:t xml:space="preserve"> showing restaurant name, total number of </w:t>
-      </w:r>
-      <w:proofErr w:type="gramStart"/>
-      <w:r>
-        <w:t>orders</w:t>
-      </w:r>
-      <w:proofErr w:type="gramEnd"/>
-      <w:r>
-        <w:t>, and total revenue grouped by restaurant.</w:t>
-      </w:r>
-    </w:p>
-    <w:p>
-      <w:r>
-        <w:t>Q4).</w:t>
-      </w:r>
-      <w:r>
-        <w:t xml:space="preserve">Write a stored procedure named </w:t>
-      </w:r>
-      <w:proofErr w:type="spellStart"/>
-      <w:r>
-        <w:t>add_order</w:t>
-      </w:r>
-      <w:proofErr w:type="spellEnd"/>
-      <w:r>
-        <w:t xml:space="preserve"> that accepts </w:t>
-      </w:r>
-      <w:proofErr w:type="spellStart"/>
-      <w:r>
-        <w:t>customer_name</w:t>
-      </w:r>
-      <w:proofErr w:type="spellEnd"/>
-      <w:r>
-        <w:t xml:space="preserve">, </w:t>
-      </w:r>
-      <w:proofErr w:type="spellStart"/>
-      <w:r>
-        <w:t>restaurant_id</w:t>
-      </w:r>
-      <w:proofErr w:type="spellEnd"/>
-      <w:r>
-        <w:t xml:space="preserve">, </w:t>
-      </w:r>
-      <w:proofErr w:type="spellStart"/>
-      <w:r>
-        <w:t>item_id</w:t>
-      </w:r>
-      <w:proofErr w:type="spellEnd"/>
-      <w:r>
-        <w:t xml:space="preserve">, and quantity, calculates </w:t>
-      </w:r>
-      <w:proofErr w:type="spellStart"/>
-      <w:r>
-        <w:t>total_amount</w:t>
-      </w:r>
-      <w:proofErr w:type="spellEnd"/>
-      <w:r>
-        <w:t xml:space="preserve"> from the menu item price, validates the restaurant exists (ROLLBACK if not), and inserts the order record. </w:t>
-      </w:r>
-    </w:p>
-    <w:p>
-      <w:r>
-        <w:t>Q5).</w:t>
-      </w:r>
-      <w:r>
-        <w:t xml:space="preserve">Write a TRIGGER named </w:t>
-      </w:r>
-      <w:proofErr w:type="spellStart"/>
-      <w:r>
-        <w:t>after_order_insert</w:t>
-      </w:r>
-      <w:proofErr w:type="spellEnd"/>
-      <w:r>
-        <w:t xml:space="preserve"> that logs a record into an </w:t>
-      </w:r>
-      <w:proofErr w:type="spellStart"/>
-      <w:r>
-        <w:t>order_audit</w:t>
-      </w:r>
-      <w:proofErr w:type="spellEnd"/>
-      <w:r>
-        <w:t xml:space="preserve"> table (</w:t>
-      </w:r>
-      <w:proofErr w:type="spellStart"/>
-      <w:r>
-        <w:t>order_id</w:t>
-      </w:r>
-      <w:proofErr w:type="spellEnd"/>
-      <w:r>
-        <w:t>, r</w:t>
+      <w:r>
+        <w:rPr>
+          <w:noProof/>
+          <w:lang w:eastAsia="en-IN" w:bidi="hi-IN"/>
+        </w:rPr>
+        <w:t xml:space="preserve"> </w:t>
+      </w:r>
+      <w:r>
+        <w:drawing>
+          <wp:inline distT="0" distB="0" distL="0" distR="0" wp14:anchorId="515CB13F" wp14:editId="7FC412AF">
+            <wp:extent cx="1714739" cy="447737"/>
+            <wp:effectExtent l="0" t="0" r="0" b="9525"/>
+            <wp:docPr id="9" name="Picture 9"/>
+            <wp:cNvGraphicFramePr>
+              <a:graphicFrameLocks xmlns:a="http://schemas.openxmlformats.org/drawingml/2006/main" noChangeAspect="1"/>
+            </wp:cNvGraphicFramePr>
+            <a:graphic xmlns:a="http://schemas.openxmlformats.org/drawingml/2006/main">
+              <a:graphicData uri="http://schemas.openxmlformats.org/drawingml/2006/picture">
+                <pic:pic xmlns:pic="http://schemas.openxmlformats.org/drawingml/2006/picture">
+                  <pic:nvPicPr>
+                    <pic:cNvPr id="1" name=""/>
+                    <pic:cNvPicPr/>
+                  </pic:nvPicPr>
+                  <pic:blipFill>
+                    <a:blip r:embed="rId12"/>
+                    <a:stretch>
+                      <a:fillRect/>
+                    </a:stretch>
+                  </pic:blipFill>
+                  <pic:spPr>
+                    <a:xfrm>
+                      <a:off x="0" y="0"/>
+                      <a:ext cx="1714739" cy="447737"/>
+                    </a:xfrm>
+                    <a:prstGeom prst="rect">
+                      <a:avLst/>
+                    </a:prstGeom>
+                  </pic:spPr>
+                </pic:pic>
+              </a:graphicData>
+            </a:graphic>
+          </wp:inline>
+        </w:drawing>
+      </w:r>
+    </w:p>
+    <w:p>
+      <w:pPr>
+        <w:rPr>
+          <w:noProof/>
+          <w:lang w:eastAsia="en-IN" w:bidi="hi-IN"/>
+        </w:rPr>
+      </w:pPr>
+      <w:r>
+        <w:rPr>
+          <w:noProof/>
+          <w:lang w:eastAsia="en-IN" w:bidi="hi-IN"/>
+        </w:rPr>
+        <w:t>SELECT *</w:t>
+      </w:r>
+    </w:p>
+    <w:p>
+      <w:pPr>
+        <w:rPr>
+          <w:noProof/>
+          <w:lang w:eastAsia="en-IN" w:bidi="hi-IN"/>
+        </w:rPr>
+      </w:pPr>
+      <w:r>
+        <w:rPr>
+          <w:noProof/>
+          <w:lang w:eastAsia="en-IN" w:bidi="hi-IN"/>
+        </w:rPr>
+        <w:t>FROM order_audit</w:t>
+      </w:r>
+    </w:p>
+    <w:p>
+      <w:pPr>
+        <w:rPr>
+          <w:noProof/>
+          <w:lang w:eastAsia="en-IN" w:bidi="hi-IN"/>
+        </w:rPr>
+      </w:pPr>
+      <w:r>
+        <w:rPr>
+          <w:noProof/>
+          <w:lang w:eastAsia="en-IN" w:bidi="hi-IN"/>
+        </w:rPr>
+        <w:t>ORDER BY audit_id DESC;</w:t>
+      </w:r>
+    </w:p>
+    <w:p>
+      <w:r>
+        <w:drawing>
+          <wp:inline distT="0" distB="0" distL="0" distR="0" wp14:anchorId="1F6F7839" wp14:editId="0D358EC0">
+            <wp:extent cx="3724795" cy="543001"/>
+            <wp:effectExtent l="0" t="0" r="0" b="9525"/>
+            <wp:docPr id="10" name="Picture 10"/>
+            <wp:cNvGraphicFramePr>
+              <a:graphicFrameLocks xmlns:a="http://schemas.openxmlformats.org/drawingml/2006/main" noChangeAspect="1"/>
+            </wp:cNvGraphicFramePr>
+            <a:graphic xmlns:a="http://schemas.openxmlformats.org/drawingml/2006/main">
+              <a:graphicData uri="http://schemas.openxmlformats.org/drawingml/2006/picture">
+                <pic:pic xmlns:pic="http://schemas.openxmlformats.org/drawingml/2006/picture">
+                  <pic:nvPicPr>
+                    <pic:cNvPr id="1" name=""/>
+                    <pic:cNvPicPr/>
+                  </pic:nvPicPr>
+                  <pic:blipFill>
+                    <a:blip r:embed="rId13"/>
+                    <a:stretch>
+                      <a:fillRect/>
+                    </a:stretch>
+                  </pic:blipFill>
+                  <pic:spPr>
+                    <a:xfrm>
+                      <a:off x="0" y="0"/>
+                      <a:ext cx="3724795" cy="543001"/>
+                    </a:xfrm>
+                    <a:prstGeom prst="rect">
+                      <a:avLst/>
+                    </a:prstGeom>
+                  </pic:spPr>
+                </pic:pic>
+              </a:graphicData>
+            </a:graphic>
+          </wp:inline>
+        </w:drawing>
       </w:r>
     </w:p>
     <w:sectPr>
